--- a/PropLine MLB - User Guide.docx
+++ b/PropLine MLB - User Guide.docx
@@ -1511,10 +1511,7 @@
           <w:b/>
           <w:bCs/>
         </w:rPr>
-        <w:t>Hits</w:t>
-      </w:r>
-      <w:r>
-        <w:t xml:space="preserve"> — matchup quality, recent hit rate, season expected average, strikeout risk, lineup spot</w:t>
+        <w:t>Hits — recent expected on-base quality, contact rate, line-drive and sweet-spot contact, and the opposing starter's WHIP. Ground-ball hitters are penalised.</w:t>
       </w:r>
     </w:p>
     <w:p>
@@ -1531,10 +1528,7 @@
           <w:b/>
           <w:bCs/>
         </w:rPr>
-        <w:t>Total Bases</w:t>
-      </w:r>
-      <w:r>
-        <w:t xml:space="preserve"> — matchup slugging, recent form, barrel rate, lineup spot</w:t>
+        <w:t>Total Bases — scored twice, once for power and once for volume, and the better of the two is used. A hitter can be a strong play either way.</w:t>
       </w:r>
     </w:p>
     <w:p>
@@ -1551,10 +1545,7 @@
           <w:b/>
           <w:bCs/>
         </w:rPr>
-        <w:t>Home Runs</w:t>
-      </w:r>
-      <w:r>
-        <w:t xml:space="preserve"> — barrel rate, matchup slugging, hard-hit rate, how much hard contact the starter gives up</w:t>
+        <w:t>Home Runs — a pitch-by-pitch matchup matrix, barrel rate, fly-ball rate, recent power and hard-hit rate. Capped when the starter strongly suppresses hard contact.</w:t>
       </w:r>
     </w:p>
     <w:p>
@@ -1571,10 +1562,7 @@
           <w:b/>
           <w:bCs/>
         </w:rPr>
-        <w:t>RBIs</w:t>
-      </w:r>
-      <w:r>
-        <w:t xml:space="preserve"> — matchup slugging, batting order position (3-4-5 hitters bat with men on), team offence</w:t>
+        <w:t>RBIs — matchup slugging, recent total bases, batting-order spot and season slugging, discounted when the hitters ahead of him rarely reach base.</w:t>
       </w:r>
     </w:p>
     <w:p>
@@ -1591,10 +1579,7 @@
           <w:b/>
           <w:bCs/>
         </w:rPr>
-        <w:t>Runs</w:t>
-      </w:r>
-      <w:r>
-        <w:t xml:space="preserve"> — on-base quality, batting order position (1-2-3 hitters score most), team offence</w:t>
+        <w:t>Runs — matchup on-base quality, batting-order spot and recent hit rate, minus strikeout risk, with the same lineup-context discount.</w:t>
       </w:r>
     </w:p>
     <w:p>
@@ -1611,10 +1596,7 @@
           <w:b/>
           <w:bCs/>
         </w:rPr>
-        <w:t>Strikeouts</w:t>
-      </w:r>
-      <w:r>
-        <w:t xml:space="preserve"> — the pitcher’s recent K rate, whiff rate, and how strikeout-prone the lineup he faces is</w:t>
+        <w:t>Strikeouts — his strikeout rate against this lineup's mix of left- and right-handed hitters, 14-day whiff rate, how strikeout-prone the lineup is, and WHIP efficiency, minus a penalty for an expected short outing.</w:t>
       </w:r>
     </w:p>
     <w:p>
@@ -1631,10 +1613,7 @@
           <w:b/>
           <w:bCs/>
         </w:rPr>
-        <w:t>Game / Team Totals</w:t>
-      </w:r>
-      <w:r>
-        <w:t xml:space="preserve"> — both offences against the opposing starters, bullpen availability, and the ballpark</w:t>
+        <w:t>Game / Team Totals — both offences against the opposing starters, three-day bullpen workload, the ballpark, a pitching-duel check and first-pitch temperature.</w:t>
       </w:r>
     </w:p>
     <w:p>
@@ -1729,7 +1708,7 @@
         <w:spacing w:after="120" w:line="276" w:lineRule="auto"/>
       </w:pPr>
       <w:r>
-        <w:t>The system tracks which relievers pitched in the last few days and flags who’s likely unavailable. A short-handed bullpen pushes game totals up.</w:t>
+        <w:t>The system adds up how many pitches and how many innings each bullpen has thrown over the last three days and labels the unit Rested, Average or Overworked. Under 175 pitches across three days is Rested; over 257 is Overworked.</w:t>
       </w:r>
     </w:p>
     <w:p>
@@ -1737,7 +1716,7 @@
         <w:spacing w:after="120" w:line="276" w:lineRule="auto"/>
       </w:pPr>
       <w:r>
-        <w:t>This is deliberately a simple availability check, not a fatigue model — it’s a supporting signal, not a main driver.</w:t>
+        <w:t>Those thresholds were measured from a full 30-team slate rather than picked by hand. An overworked bullpen pushes game and team totals up, because the innings from the sixth on are the ones most likely to leak runs. The board shows the status for each side.</w:t>
       </w:r>
     </w:p>
     <w:p>
@@ -1771,43 +1750,2068 @@
       </w:r>
     </w:p>
     <w:p>
-      <w:pPr>
-        <w:spacing w:after="120" w:line="276" w:lineRule="auto"/>
-      </w:pPr>
-      <w:r>
-        <w:t xml:space="preserve">The weights (how much each signal counts toward a score) are a </w:t>
-      </w:r>
-      <w:r>
-        <w:rPr>
-          <w:b/>
-          <w:bCs/>
-        </w:rPr>
-        <w:t>first version</w:t>
-      </w:r>
-      <w:r>
-        <w:t>. They’re sensible and they’re built on the right data, but they’re a starting point, not gospel.</w:t>
-      </w:r>
-    </w:p>
-    <w:p>
-      <w:pPr>
-        <w:spacing w:after="120" w:line="276" w:lineRule="auto"/>
-      </w:pPr>
-      <w:r>
-        <w:t xml:space="preserve">You’re the one with the read on which signals matter most. If you think home runs should lean harder on barrel rate, or that recent form should count for more than season numbers, </w:t>
-      </w:r>
-      <w:r>
-        <w:rPr>
-          <w:b/>
-          <w:bCs/>
-        </w:rPr>
-        <w:t>say so</w:t>
-      </w:r>
-      <w:r>
-        <w:t xml:space="preserve"> — every weight sits in one place and changing them is a quick job.</w:t>
-      </w:r>
-    </w:p>
-    <w:p>
-      <w:pPr>
+      <w:r>
+        <w:rPr>
+          <w:b w:val="0"/>
+        </w:rPr>
+        <w:t>Every score is 0–100 and is relative to the other players on that day's slate, not an absolute rating. For each signal every player is ranked against everyone else playing that day, and those rankings are then combined using the weights below. A score of 80 means the play sits near the top of today's board — it is not an 80% chance of anything.</w:t>
+      </w:r>
+    </w:p>
+    <w:p>
+      <w:r>
+        <w:rPr>
+          <w:b w:val="0"/>
+        </w:rPr>
+        <w:t>The weights in each table add up to 1.00. A negative weight means the signal counts against the score rather than for it.</w:t>
+      </w:r>
+    </w:p>
+    <w:p>
+      <w:pPr>
+        <w:pStyle w:val="Heading2"/>
+      </w:pPr>
+      <w:r>
+        <w:rPr>
+          <w:b w:val="0"/>
+        </w:rPr>
+        <w:t>Hits</w:t>
+      </w:r>
+    </w:p>
+    <w:tbl>
+      <w:tblPr>
+        <w:tblW w:type="auto" w:w="0"/>
+        <w:tblLook w:firstColumn="1" w:firstRow="1" w:lastColumn="0" w:lastRow="0" w:noHBand="0" w:noVBand="1" w:val="04A0"/>
+        <w:tblBorders>
+          <w:top w:val="single" w:sz="4" w:color="BFBFBF"/>
+          <w:left w:val="single" w:sz="4" w:color="BFBFBF"/>
+          <w:bottom w:val="single" w:sz="4" w:color="BFBFBF"/>
+          <w:right w:val="single" w:sz="4" w:color="BFBFBF"/>
+          <w:insideH w:val="single" w:sz="4" w:color="BFBFBF"/>
+          <w:insideV w:val="single" w:sz="4" w:color="BFBFBF"/>
+        </w:tblBorders>
+      </w:tblPr>
+      <w:tblGrid>
+        <w:gridCol w:w="3360"/>
+        <w:gridCol w:w="3360"/>
+        <w:gridCol w:w="3360"/>
+      </w:tblGrid>
+      <w:tr>
+        <w:tc>
+          <w:tcPr>
+            <w:tcW w:type="dxa" w:w="3360"/>
+          </w:tcPr>
+          <w:p>
+            <w:r>
+              <w:rPr>
+                <w:b/>
+              </w:rPr>
+              <w:t>Signal</w:t>
+            </w:r>
+          </w:p>
+        </w:tc>
+        <w:tc>
+          <w:tcPr>
+            <w:tcW w:type="dxa" w:w="3360"/>
+          </w:tcPr>
+          <w:p>
+            <w:r>
+              <w:rPr>
+                <w:b/>
+              </w:rPr>
+              <w:t>Weight</w:t>
+            </w:r>
+          </w:p>
+        </w:tc>
+        <w:tc>
+          <w:tcPr>
+            <w:tcW w:type="dxa" w:w="3360"/>
+          </w:tcPr>
+          <w:p>
+            <w:r>
+              <w:rPr>
+                <w:b/>
+              </w:rPr>
+              <w:t>What it means</w:t>
+            </w:r>
+          </w:p>
+        </w:tc>
+      </w:tr>
+      <w:tr>
+        <w:tc>
+          <w:tcPr>
+            <w:tcW w:type="dxa" w:w="3360"/>
+          </w:tcPr>
+          <w:p>
+            <w:r>
+              <w:t>Recent expected on-base quality</w:t>
+            </w:r>
+          </w:p>
+        </w:tc>
+        <w:tc>
+          <w:tcPr>
+            <w:tcW w:type="dxa" w:w="3360"/>
+          </w:tcPr>
+          <w:p>
+            <w:r>
+              <w:t>0.35</w:t>
+            </w:r>
+          </w:p>
+        </w:tc>
+        <w:tc>
+          <w:tcPr>
+            <w:tcW w:type="dxa" w:w="3360"/>
+          </w:tcPr>
+          <w:p>
+            <w:r>
+              <w:t>What his contact has actually been worth lately, judged on how hard and at what angle he hits the ball — not just whether it happened to fall in.</w:t>
+            </w:r>
+          </w:p>
+        </w:tc>
+      </w:tr>
+      <w:tr>
+        <w:tc>
+          <w:tcPr>
+            <w:tcW w:type="dxa" w:w="3360"/>
+          </w:tcPr>
+          <w:p>
+            <w:r>
+              <w:t>Contact rate</w:t>
+            </w:r>
+          </w:p>
+        </w:tc>
+        <w:tc>
+          <w:tcPr>
+            <w:tcW w:type="dxa" w:w="3360"/>
+          </w:tcPr>
+          <w:p>
+            <w:r>
+              <w:t>0.25</w:t>
+            </w:r>
+          </w:p>
+        </w:tc>
+        <w:tc>
+          <w:tcPr>
+            <w:tcW w:type="dxa" w:w="3360"/>
+          </w:tcPr>
+          <w:p>
+            <w:r>
+              <w:t>How often he makes contact when he swings. A hit needs contact first.</w:t>
+            </w:r>
+          </w:p>
+        </w:tc>
+      </w:tr>
+      <w:tr>
+        <w:tc>
+          <w:tcPr>
+            <w:tcW w:type="dxa" w:w="3360"/>
+          </w:tcPr>
+          <w:p>
+            <w:r>
+              <w:t>Line-drive and sweet-spot rate</w:t>
+            </w:r>
+          </w:p>
+        </w:tc>
+        <w:tc>
+          <w:tcPr>
+            <w:tcW w:type="dxa" w:w="3360"/>
+          </w:tcPr>
+          <w:p>
+            <w:r>
+              <w:t>0.25</w:t>
+            </w:r>
+          </w:p>
+        </w:tc>
+        <w:tc>
+          <w:tcPr>
+            <w:tcW w:type="dxa" w:w="3360"/>
+          </w:tcPr>
+          <w:p>
+            <w:r>
+              <w:t>How often he hits the ball at the angles that actually produce hits.</w:t>
+            </w:r>
+          </w:p>
+        </w:tc>
+      </w:tr>
+      <w:tr>
+        <w:tc>
+          <w:tcPr>
+            <w:tcW w:type="dxa" w:w="3360"/>
+          </w:tcPr>
+          <w:p>
+            <w:r>
+              <w:t>Opposing starter's WHIP</w:t>
+            </w:r>
+          </w:p>
+        </w:tc>
+        <w:tc>
+          <w:tcPr>
+            <w:tcW w:type="dxa" w:w="3360"/>
+          </w:tcPr>
+          <w:p>
+            <w:r>
+              <w:t>0.15</w:t>
+            </w:r>
+          </w:p>
+        </w:tc>
+        <w:tc>
+          <w:tcPr>
+            <w:tcW w:type="dxa" w:w="3360"/>
+          </w:tcPr>
+          <w:p>
+            <w:r>
+              <w:t>How many baserunners that starter allows per inning.</w:t>
+            </w:r>
+          </w:p>
+        </w:tc>
+      </w:tr>
+    </w:tbl>
+    <w:p>
+      <w:pPr>
+        <w:pStyle w:val="Heading2"/>
+      </w:pPr>
+      <w:r>
+        <w:rPr>
+          <w:b w:val="0"/>
+        </w:rPr>
+        <w:t>Total Bases — power path</w:t>
+      </w:r>
+    </w:p>
+    <w:tbl>
+      <w:tblPr>
+        <w:tblW w:type="auto" w:w="0"/>
+        <w:tblLook w:firstColumn="1" w:firstRow="1" w:lastColumn="0" w:lastRow="0" w:noHBand="0" w:noVBand="1" w:val="04A0"/>
+        <w:tblBorders>
+          <w:top w:val="single" w:sz="4" w:color="BFBFBF"/>
+          <w:left w:val="single" w:sz="4" w:color="BFBFBF"/>
+          <w:bottom w:val="single" w:sz="4" w:color="BFBFBF"/>
+          <w:right w:val="single" w:sz="4" w:color="BFBFBF"/>
+          <w:insideH w:val="single" w:sz="4" w:color="BFBFBF"/>
+          <w:insideV w:val="single" w:sz="4" w:color="BFBFBF"/>
+        </w:tblBorders>
+      </w:tblPr>
+      <w:tblGrid>
+        <w:gridCol w:w="3360"/>
+        <w:gridCol w:w="3360"/>
+        <w:gridCol w:w="3360"/>
+      </w:tblGrid>
+      <w:tr>
+        <w:tc>
+          <w:tcPr>
+            <w:tcW w:type="dxa" w:w="3360"/>
+          </w:tcPr>
+          <w:p>
+            <w:r>
+              <w:rPr>
+                <w:b/>
+              </w:rPr>
+              <w:t>Signal</w:t>
+            </w:r>
+          </w:p>
+        </w:tc>
+        <w:tc>
+          <w:tcPr>
+            <w:tcW w:type="dxa" w:w="3360"/>
+          </w:tcPr>
+          <w:p>
+            <w:r>
+              <w:rPr>
+                <w:b/>
+              </w:rPr>
+              <w:t>Weight</w:t>
+            </w:r>
+          </w:p>
+        </w:tc>
+        <w:tc>
+          <w:tcPr>
+            <w:tcW w:type="dxa" w:w="3360"/>
+          </w:tcPr>
+          <w:p>
+            <w:r>
+              <w:rPr>
+                <w:b/>
+              </w:rPr>
+              <w:t>What it means</w:t>
+            </w:r>
+          </w:p>
+        </w:tc>
+      </w:tr>
+      <w:tr>
+        <w:tc>
+          <w:tcPr>
+            <w:tcW w:type="dxa" w:w="3360"/>
+          </w:tcPr>
+          <w:p>
+            <w:r>
+              <w:t>Isolated power, last 14 days</w:t>
+            </w:r>
+          </w:p>
+        </w:tc>
+        <w:tc>
+          <w:tcPr>
+            <w:tcW w:type="dxa" w:w="3360"/>
+          </w:tcPr>
+          <w:p>
+            <w:r>
+              <w:t>0.30</w:t>
+            </w:r>
+          </w:p>
+        </w:tc>
+        <w:tc>
+          <w:tcPr>
+            <w:tcW w:type="dxa" w:w="3360"/>
+          </w:tcPr>
+          <w:p>
+            <w:r>
+              <w:t>Recent extra-base power (slugging minus batting average).</w:t>
+            </w:r>
+          </w:p>
+        </w:tc>
+      </w:tr>
+      <w:tr>
+        <w:tc>
+          <w:tcPr>
+            <w:tcW w:type="dxa" w:w="3360"/>
+          </w:tcPr>
+          <w:p>
+            <w:r>
+              <w:t>Barrel rate, recent</w:t>
+            </w:r>
+          </w:p>
+        </w:tc>
+        <w:tc>
+          <w:tcPr>
+            <w:tcW w:type="dxa" w:w="3360"/>
+          </w:tcPr>
+          <w:p>
+            <w:r>
+              <w:t>0.25</w:t>
+            </w:r>
+          </w:p>
+        </w:tc>
+        <w:tc>
+          <w:tcPr>
+            <w:tcW w:type="dxa" w:w="3360"/>
+          </w:tcPr>
+          <w:p>
+            <w:r>
+              <w:t>Share of batted balls struck at the ideal combination of speed and angle.</w:t>
+            </w:r>
+          </w:p>
+        </w:tc>
+      </w:tr>
+      <w:tr>
+        <w:tc>
+          <w:tcPr>
+            <w:tcW w:type="dxa" w:w="3360"/>
+          </w:tcPr>
+          <w:p>
+            <w:r>
+              <w:t>Isolated power, season</w:t>
+            </w:r>
+          </w:p>
+        </w:tc>
+        <w:tc>
+          <w:tcPr>
+            <w:tcW w:type="dxa" w:w="3360"/>
+          </w:tcPr>
+          <w:p>
+            <w:r>
+              <w:t>0.20</w:t>
+            </w:r>
+          </w:p>
+        </w:tc>
+        <w:tc>
+          <w:tcPr>
+            <w:tcW w:type="dxa" w:w="3360"/>
+          </w:tcPr>
+          <w:p>
+            <w:r>
+              <w:t>The same power measure across the full season, as a stabiliser.</w:t>
+            </w:r>
+          </w:p>
+        </w:tc>
+      </w:tr>
+      <w:tr>
+        <w:tc>
+          <w:tcPr>
+            <w:tcW w:type="dxa" w:w="3360"/>
+          </w:tcPr>
+          <w:p>
+            <w:r>
+              <w:t>Starter's slugging allowed to this side</w:t>
+            </w:r>
+          </w:p>
+        </w:tc>
+        <w:tc>
+          <w:tcPr>
+            <w:tcW w:type="dxa" w:w="3360"/>
+          </w:tcPr>
+          <w:p>
+            <w:r>
+              <w:t>0.15</w:t>
+            </w:r>
+          </w:p>
+        </w:tc>
+        <w:tc>
+          <w:tcPr>
+            <w:tcW w:type="dxa" w:w="3360"/>
+          </w:tcPr>
+          <w:p>
+            <w:r>
+              <w:t>How hard left- or right-handed hitters specifically have hit this starter.</w:t>
+            </w:r>
+          </w:p>
+        </w:tc>
+      </w:tr>
+      <w:tr>
+        <w:tc>
+          <w:tcPr>
+            <w:tcW w:type="dxa" w:w="3360"/>
+          </w:tcPr>
+          <w:p>
+            <w:r>
+              <w:t>Hard-hit rate, recent</w:t>
+            </w:r>
+          </w:p>
+        </w:tc>
+        <w:tc>
+          <w:tcPr>
+            <w:tcW w:type="dxa" w:w="3360"/>
+          </w:tcPr>
+          <w:p>
+            <w:r>
+              <w:t>0.10</w:t>
+            </w:r>
+          </w:p>
+        </w:tc>
+        <w:tc>
+          <w:tcPr>
+            <w:tcW w:type="dxa" w:w="3360"/>
+          </w:tcPr>
+          <w:p>
+            <w:r>
+              <w:t>Share of batted balls hit at 95 mph or more.</w:t>
+            </w:r>
+          </w:p>
+        </w:tc>
+      </w:tr>
+    </w:tbl>
+    <w:p>
+      <w:pPr>
+        <w:pStyle w:val="Heading2"/>
+      </w:pPr>
+      <w:r>
+        <w:rPr>
+          <w:b w:val="0"/>
+        </w:rPr>
+        <w:t>Total Bases — volume path</w:t>
+      </w:r>
+    </w:p>
+    <w:tbl>
+      <w:tblPr>
+        <w:tblW w:type="auto" w:w="0"/>
+        <w:tblLook w:firstColumn="1" w:firstRow="1" w:lastColumn="0" w:lastRow="0" w:noHBand="0" w:noVBand="1" w:val="04A0"/>
+        <w:tblBorders>
+          <w:top w:val="single" w:sz="4" w:color="BFBFBF"/>
+          <w:left w:val="single" w:sz="4" w:color="BFBFBF"/>
+          <w:bottom w:val="single" w:sz="4" w:color="BFBFBF"/>
+          <w:right w:val="single" w:sz="4" w:color="BFBFBF"/>
+          <w:insideH w:val="single" w:sz="4" w:color="BFBFBF"/>
+          <w:insideV w:val="single" w:sz="4" w:color="BFBFBF"/>
+        </w:tblBorders>
+      </w:tblPr>
+      <w:tblGrid>
+        <w:gridCol w:w="3360"/>
+        <w:gridCol w:w="3360"/>
+        <w:gridCol w:w="3360"/>
+      </w:tblGrid>
+      <w:tr>
+        <w:tc>
+          <w:tcPr>
+            <w:tcW w:type="dxa" w:w="3360"/>
+          </w:tcPr>
+          <w:p>
+            <w:r>
+              <w:rPr>
+                <w:b/>
+              </w:rPr>
+              <w:t>Signal</w:t>
+            </w:r>
+          </w:p>
+        </w:tc>
+        <w:tc>
+          <w:tcPr>
+            <w:tcW w:type="dxa" w:w="3360"/>
+          </w:tcPr>
+          <w:p>
+            <w:r>
+              <w:rPr>
+                <w:b/>
+              </w:rPr>
+              <w:t>Weight</w:t>
+            </w:r>
+          </w:p>
+        </w:tc>
+        <w:tc>
+          <w:tcPr>
+            <w:tcW w:type="dxa" w:w="3360"/>
+          </w:tcPr>
+          <w:p>
+            <w:r>
+              <w:rPr>
+                <w:b/>
+              </w:rPr>
+              <w:t>What it means</w:t>
+            </w:r>
+          </w:p>
+        </w:tc>
+      </w:tr>
+      <w:tr>
+        <w:tc>
+          <w:tcPr>
+            <w:tcW w:type="dxa" w:w="3360"/>
+          </w:tcPr>
+          <w:p>
+            <w:r>
+              <w:t>Recent hit rate</w:t>
+            </w:r>
+          </w:p>
+        </w:tc>
+        <w:tc>
+          <w:tcPr>
+            <w:tcW w:type="dxa" w:w="3360"/>
+          </w:tcPr>
+          <w:p>
+            <w:r>
+              <w:t>0.35</w:t>
+            </w:r>
+          </w:p>
+        </w:tc>
+        <w:tc>
+          <w:tcPr>
+            <w:tcW w:type="dxa" w:w="3360"/>
+          </w:tcPr>
+          <w:p>
+            <w:r>
+              <w:t>How often he has been getting hits.</w:t>
+            </w:r>
+          </w:p>
+        </w:tc>
+      </w:tr>
+      <w:tr>
+        <w:tc>
+          <w:tcPr>
+            <w:tcW w:type="dxa" w:w="3360"/>
+          </w:tcPr>
+          <w:p>
+            <w:r>
+              <w:t>Contact rate</w:t>
+            </w:r>
+          </w:p>
+        </w:tc>
+        <w:tc>
+          <w:tcPr>
+            <w:tcW w:type="dxa" w:w="3360"/>
+          </w:tcPr>
+          <w:p>
+            <w:r>
+              <w:t>0.25</w:t>
+            </w:r>
+          </w:p>
+        </w:tc>
+        <w:tc>
+          <w:tcPr>
+            <w:tcW w:type="dxa" w:w="3360"/>
+          </w:tcPr>
+          <w:p>
+            <w:r>
+              <w:t>How often he makes contact when he swings.</w:t>
+            </w:r>
+          </w:p>
+        </w:tc>
+      </w:tr>
+      <w:tr>
+        <w:tc>
+          <w:tcPr>
+            <w:tcW w:type="dxa" w:w="3360"/>
+          </w:tcPr>
+          <w:p>
+            <w:r>
+              <w:t>Matchup expected wOBA</w:t>
+            </w:r>
+          </w:p>
+        </w:tc>
+        <w:tc>
+          <w:tcPr>
+            <w:tcW w:type="dxa" w:w="3360"/>
+          </w:tcPr>
+          <w:p>
+            <w:r>
+              <w:t>0.25</w:t>
+            </w:r>
+          </w:p>
+        </w:tc>
+        <w:tc>
+          <w:tcPr>
+            <w:tcW w:type="dxa" w:w="3360"/>
+          </w:tcPr>
+          <w:p>
+            <w:r>
+              <w:t>His record against the specific pitches this starter throws, weighted by how often each is thrown.</w:t>
+            </w:r>
+          </w:p>
+        </w:tc>
+      </w:tr>
+      <w:tr>
+        <w:tc>
+          <w:tcPr>
+            <w:tcW w:type="dxa" w:w="3360"/>
+          </w:tcPr>
+          <w:p>
+            <w:r>
+              <w:t>Batting-order spot</w:t>
+            </w:r>
+          </w:p>
+        </w:tc>
+        <w:tc>
+          <w:tcPr>
+            <w:tcW w:type="dxa" w:w="3360"/>
+          </w:tcPr>
+          <w:p>
+            <w:r>
+              <w:t>0.15</w:t>
+            </w:r>
+          </w:p>
+        </w:tc>
+        <w:tc>
+          <w:tcPr>
+            <w:tcW w:type="dxa" w:w="3360"/>
+          </w:tcPr>
+          <w:p>
+            <w:r>
+              <w:t>Higher in the order means more plate appearances.</w:t>
+            </w:r>
+          </w:p>
+        </w:tc>
+      </w:tr>
+    </w:tbl>
+    <w:p>
+      <w:pPr>
+        <w:pStyle w:val="Heading2"/>
+      </w:pPr>
+      <w:r>
+        <w:rPr>
+          <w:b w:val="0"/>
+        </w:rPr>
+        <w:t>Home Runs</w:t>
+      </w:r>
+    </w:p>
+    <w:tbl>
+      <w:tblPr>
+        <w:tblW w:type="auto" w:w="0"/>
+        <w:tblLook w:firstColumn="1" w:firstRow="1" w:lastColumn="0" w:lastRow="0" w:noHBand="0" w:noVBand="1" w:val="04A0"/>
+        <w:tblBorders>
+          <w:top w:val="single" w:sz="4" w:color="BFBFBF"/>
+          <w:left w:val="single" w:sz="4" w:color="BFBFBF"/>
+          <w:bottom w:val="single" w:sz="4" w:color="BFBFBF"/>
+          <w:right w:val="single" w:sz="4" w:color="BFBFBF"/>
+          <w:insideH w:val="single" w:sz="4" w:color="BFBFBF"/>
+          <w:insideV w:val="single" w:sz="4" w:color="BFBFBF"/>
+        </w:tblBorders>
+      </w:tblPr>
+      <w:tblGrid>
+        <w:gridCol w:w="3360"/>
+        <w:gridCol w:w="3360"/>
+        <w:gridCol w:w="3360"/>
+      </w:tblGrid>
+      <w:tr>
+        <w:tc>
+          <w:tcPr>
+            <w:tcW w:type="dxa" w:w="3360"/>
+          </w:tcPr>
+          <w:p>
+            <w:r>
+              <w:rPr>
+                <w:b/>
+              </w:rPr>
+              <w:t>Signal</w:t>
+            </w:r>
+          </w:p>
+        </w:tc>
+        <w:tc>
+          <w:tcPr>
+            <w:tcW w:type="dxa" w:w="3360"/>
+          </w:tcPr>
+          <w:p>
+            <w:r>
+              <w:rPr>
+                <w:b/>
+              </w:rPr>
+              <w:t>Weight</w:t>
+            </w:r>
+          </w:p>
+        </w:tc>
+        <w:tc>
+          <w:tcPr>
+            <w:tcW w:type="dxa" w:w="3360"/>
+          </w:tcPr>
+          <w:p>
+            <w:r>
+              <w:rPr>
+                <w:b/>
+              </w:rPr>
+              <w:t>What it means</w:t>
+            </w:r>
+          </w:p>
+        </w:tc>
+      </w:tr>
+      <w:tr>
+        <w:tc>
+          <w:tcPr>
+            <w:tcW w:type="dxa" w:w="3360"/>
+          </w:tcPr>
+          <w:p>
+            <w:r>
+              <w:t>Arsenal matchup run value</w:t>
+            </w:r>
+          </w:p>
+        </w:tc>
+        <w:tc>
+          <w:tcPr>
+            <w:tcW w:type="dxa" w:w="3360"/>
+          </w:tcPr>
+          <w:p>
+            <w:r>
+              <w:t>0.30</w:t>
+            </w:r>
+          </w:p>
+        </w:tc>
+        <w:tc>
+          <w:tcPr>
+            <w:tcW w:type="dxa" w:w="3360"/>
+          </w:tcPr>
+          <w:p>
+            <w:r>
+              <w:t>His run value against each pitch type, weighted by how often this starter actually throws it to his side of the plate.</w:t>
+            </w:r>
+          </w:p>
+        </w:tc>
+      </w:tr>
+      <w:tr>
+        <w:tc>
+          <w:tcPr>
+            <w:tcW w:type="dxa" w:w="3360"/>
+          </w:tcPr>
+          <w:p>
+            <w:r>
+              <w:t>Barrel rate, recent</w:t>
+            </w:r>
+          </w:p>
+        </w:tc>
+        <w:tc>
+          <w:tcPr>
+            <w:tcW w:type="dxa" w:w="3360"/>
+          </w:tcPr>
+          <w:p>
+            <w:r>
+              <w:t>0.25</w:t>
+            </w:r>
+          </w:p>
+        </w:tc>
+        <w:tc>
+          <w:tcPr>
+            <w:tcW w:type="dxa" w:w="3360"/>
+          </w:tcPr>
+          <w:p>
+            <w:r>
+              <w:t>The best single available indicator of home-run power.</w:t>
+            </w:r>
+          </w:p>
+        </w:tc>
+      </w:tr>
+      <w:tr>
+        <w:tc>
+          <w:tcPr>
+            <w:tcW w:type="dxa" w:w="3360"/>
+          </w:tcPr>
+          <w:p>
+            <w:r>
+              <w:t>Fly-ball rate</w:t>
+            </w:r>
+          </w:p>
+        </w:tc>
+        <w:tc>
+          <w:tcPr>
+            <w:tcW w:type="dxa" w:w="3360"/>
+          </w:tcPr>
+          <w:p>
+            <w:r>
+              <w:t>0.20</w:t>
+            </w:r>
+          </w:p>
+        </w:tc>
+        <w:tc>
+          <w:tcPr>
+            <w:tcW w:type="dxa" w:w="3360"/>
+          </w:tcPr>
+          <w:p>
+            <w:r>
+              <w:t>A home run has to be in the air. Ground-ball hitters are discounted here.</w:t>
+            </w:r>
+          </w:p>
+        </w:tc>
+      </w:tr>
+      <w:tr>
+        <w:tc>
+          <w:tcPr>
+            <w:tcW w:type="dxa" w:w="3360"/>
+          </w:tcPr>
+          <w:p>
+            <w:r>
+              <w:t>Isolated power, last 14 days</w:t>
+            </w:r>
+          </w:p>
+        </w:tc>
+        <w:tc>
+          <w:tcPr>
+            <w:tcW w:type="dxa" w:w="3360"/>
+          </w:tcPr>
+          <w:p>
+            <w:r>
+              <w:t>0.15</w:t>
+            </w:r>
+          </w:p>
+        </w:tc>
+        <w:tc>
+          <w:tcPr>
+            <w:tcW w:type="dxa" w:w="3360"/>
+          </w:tcPr>
+          <w:p>
+            <w:r>
+              <w:t>Recent extra-base power.</w:t>
+            </w:r>
+          </w:p>
+        </w:tc>
+      </w:tr>
+      <w:tr>
+        <w:tc>
+          <w:tcPr>
+            <w:tcW w:type="dxa" w:w="3360"/>
+          </w:tcPr>
+          <w:p>
+            <w:r>
+              <w:t>Hard-hit rate, recent</w:t>
+            </w:r>
+          </w:p>
+        </w:tc>
+        <w:tc>
+          <w:tcPr>
+            <w:tcW w:type="dxa" w:w="3360"/>
+          </w:tcPr>
+          <w:p>
+            <w:r>
+              <w:t>0.10</w:t>
+            </w:r>
+          </w:p>
+        </w:tc>
+        <w:tc>
+          <w:tcPr>
+            <w:tcW w:type="dxa" w:w="3360"/>
+          </w:tcPr>
+          <w:p>
+            <w:r>
+              <w:t>Share of batted balls at 95 mph or more.</w:t>
+            </w:r>
+          </w:p>
+        </w:tc>
+      </w:tr>
+    </w:tbl>
+    <w:p>
+      <w:pPr>
+        <w:pStyle w:val="Heading2"/>
+      </w:pPr>
+      <w:r>
+        <w:rPr>
+          <w:b w:val="0"/>
+        </w:rPr>
+        <w:t>RBIs</w:t>
+      </w:r>
+    </w:p>
+    <w:tbl>
+      <w:tblPr>
+        <w:tblW w:type="auto" w:w="0"/>
+        <w:tblLook w:firstColumn="1" w:firstRow="1" w:lastColumn="0" w:lastRow="0" w:noHBand="0" w:noVBand="1" w:val="04A0"/>
+        <w:tblBorders>
+          <w:top w:val="single" w:sz="4" w:color="BFBFBF"/>
+          <w:left w:val="single" w:sz="4" w:color="BFBFBF"/>
+          <w:bottom w:val="single" w:sz="4" w:color="BFBFBF"/>
+          <w:right w:val="single" w:sz="4" w:color="BFBFBF"/>
+          <w:insideH w:val="single" w:sz="4" w:color="BFBFBF"/>
+          <w:insideV w:val="single" w:sz="4" w:color="BFBFBF"/>
+        </w:tblBorders>
+      </w:tblPr>
+      <w:tblGrid>
+        <w:gridCol w:w="3360"/>
+        <w:gridCol w:w="3360"/>
+        <w:gridCol w:w="3360"/>
+      </w:tblGrid>
+      <w:tr>
+        <w:tc>
+          <w:tcPr>
+            <w:tcW w:type="dxa" w:w="3360"/>
+          </w:tcPr>
+          <w:p>
+            <w:r>
+              <w:rPr>
+                <w:b/>
+              </w:rPr>
+              <w:t>Signal</w:t>
+            </w:r>
+          </w:p>
+        </w:tc>
+        <w:tc>
+          <w:tcPr>
+            <w:tcW w:type="dxa" w:w="3360"/>
+          </w:tcPr>
+          <w:p>
+            <w:r>
+              <w:rPr>
+                <w:b/>
+              </w:rPr>
+              <w:t>Weight</w:t>
+            </w:r>
+          </w:p>
+        </w:tc>
+        <w:tc>
+          <w:tcPr>
+            <w:tcW w:type="dxa" w:w="3360"/>
+          </w:tcPr>
+          <w:p>
+            <w:r>
+              <w:rPr>
+                <w:b/>
+              </w:rPr>
+              <w:t>What it means</w:t>
+            </w:r>
+          </w:p>
+        </w:tc>
+      </w:tr>
+      <w:tr>
+        <w:tc>
+          <w:tcPr>
+            <w:tcW w:type="dxa" w:w="3360"/>
+          </w:tcPr>
+          <w:p>
+            <w:r>
+              <w:t>Matchup expected slugging</w:t>
+            </w:r>
+          </w:p>
+        </w:tc>
+        <w:tc>
+          <w:tcPr>
+            <w:tcW w:type="dxa" w:w="3360"/>
+          </w:tcPr>
+          <w:p>
+            <w:r>
+              <w:t>0.35</w:t>
+            </w:r>
+          </w:p>
+        </w:tc>
+        <w:tc>
+          <w:tcPr>
+            <w:tcW w:type="dxa" w:w="3360"/>
+          </w:tcPr>
+          <w:p>
+            <w:r>
+              <w:t>How much damage he projects to do against this starter's particular mix of pitches.</w:t>
+            </w:r>
+          </w:p>
+        </w:tc>
+      </w:tr>
+      <w:tr>
+        <w:tc>
+          <w:tcPr>
+            <w:tcW w:type="dxa" w:w="3360"/>
+          </w:tcPr>
+          <w:p>
+            <w:r>
+              <w:t>Recent total-base rate</w:t>
+            </w:r>
+          </w:p>
+        </w:tc>
+        <w:tc>
+          <w:tcPr>
+            <w:tcW w:type="dxa" w:w="3360"/>
+          </w:tcPr>
+          <w:p>
+            <w:r>
+              <w:t>0.25</w:t>
+            </w:r>
+          </w:p>
+        </w:tc>
+        <w:tc>
+          <w:tcPr>
+            <w:tcW w:type="dxa" w:w="3360"/>
+          </w:tcPr>
+          <w:p>
+            <w:r>
+              <w:t>Recent extra-base production.</w:t>
+            </w:r>
+          </w:p>
+        </w:tc>
+      </w:tr>
+      <w:tr>
+        <w:tc>
+          <w:tcPr>
+            <w:tcW w:type="dxa" w:w="3360"/>
+          </w:tcPr>
+          <w:p>
+            <w:r>
+              <w:t>Batting-order spot</w:t>
+            </w:r>
+          </w:p>
+        </w:tc>
+        <w:tc>
+          <w:tcPr>
+            <w:tcW w:type="dxa" w:w="3360"/>
+          </w:tcPr>
+          <w:p>
+            <w:r>
+              <w:t>0.25</w:t>
+            </w:r>
+          </w:p>
+        </w:tc>
+        <w:tc>
+          <w:tcPr>
+            <w:tcW w:type="dxa" w:w="3360"/>
+          </w:tcPr>
+          <w:p>
+            <w:r>
+              <w:t>The 3-4-5 hitters come to bat with men on base most often.</w:t>
+            </w:r>
+          </w:p>
+        </w:tc>
+      </w:tr>
+      <w:tr>
+        <w:tc>
+          <w:tcPr>
+            <w:tcW w:type="dxa" w:w="3360"/>
+          </w:tcPr>
+          <w:p>
+            <w:r>
+              <w:t>Season expected slugging</w:t>
+            </w:r>
+          </w:p>
+        </w:tc>
+        <w:tc>
+          <w:tcPr>
+            <w:tcW w:type="dxa" w:w="3360"/>
+          </w:tcPr>
+          <w:p>
+            <w:r>
+              <w:t>0.15</w:t>
+            </w:r>
+          </w:p>
+        </w:tc>
+        <w:tc>
+          <w:tcPr>
+            <w:tcW w:type="dxa" w:w="3360"/>
+          </w:tcPr>
+          <w:p>
+            <w:r>
+              <w:t>The full-season version, as a stabiliser.</w:t>
+            </w:r>
+          </w:p>
+        </w:tc>
+      </w:tr>
+    </w:tbl>
+    <w:p>
+      <w:pPr>
+        <w:pStyle w:val="Heading2"/>
+      </w:pPr>
+      <w:r>
+        <w:rPr>
+          <w:b w:val="0"/>
+        </w:rPr>
+        <w:t>Runs</w:t>
+      </w:r>
+    </w:p>
+    <w:tbl>
+      <w:tblPr>
+        <w:tblW w:type="auto" w:w="0"/>
+        <w:tblLook w:firstColumn="1" w:firstRow="1" w:lastColumn="0" w:lastRow="0" w:noHBand="0" w:noVBand="1" w:val="04A0"/>
+        <w:tblBorders>
+          <w:top w:val="single" w:sz="4" w:color="BFBFBF"/>
+          <w:left w:val="single" w:sz="4" w:color="BFBFBF"/>
+          <w:bottom w:val="single" w:sz="4" w:color="BFBFBF"/>
+          <w:right w:val="single" w:sz="4" w:color="BFBFBF"/>
+          <w:insideH w:val="single" w:sz="4" w:color="BFBFBF"/>
+          <w:insideV w:val="single" w:sz="4" w:color="BFBFBF"/>
+        </w:tblBorders>
+      </w:tblPr>
+      <w:tblGrid>
+        <w:gridCol w:w="3360"/>
+        <w:gridCol w:w="3360"/>
+        <w:gridCol w:w="3360"/>
+      </w:tblGrid>
+      <w:tr>
+        <w:tc>
+          <w:tcPr>
+            <w:tcW w:type="dxa" w:w="3360"/>
+          </w:tcPr>
+          <w:p>
+            <w:r>
+              <w:rPr>
+                <w:b/>
+              </w:rPr>
+              <w:t>Signal</w:t>
+            </w:r>
+          </w:p>
+        </w:tc>
+        <w:tc>
+          <w:tcPr>
+            <w:tcW w:type="dxa" w:w="3360"/>
+          </w:tcPr>
+          <w:p>
+            <w:r>
+              <w:rPr>
+                <w:b/>
+              </w:rPr>
+              <w:t>Weight</w:t>
+            </w:r>
+          </w:p>
+        </w:tc>
+        <w:tc>
+          <w:tcPr>
+            <w:tcW w:type="dxa" w:w="3360"/>
+          </w:tcPr>
+          <w:p>
+            <w:r>
+              <w:rPr>
+                <w:b/>
+              </w:rPr>
+              <w:t>What it means</w:t>
+            </w:r>
+          </w:p>
+        </w:tc>
+      </w:tr>
+      <w:tr>
+        <w:tc>
+          <w:tcPr>
+            <w:tcW w:type="dxa" w:w="3360"/>
+          </w:tcPr>
+          <w:p>
+            <w:r>
+              <w:t>Matchup expected on-base quality</w:t>
+            </w:r>
+          </w:p>
+        </w:tc>
+        <w:tc>
+          <w:tcPr>
+            <w:tcW w:type="dxa" w:w="3360"/>
+          </w:tcPr>
+          <w:p>
+            <w:r>
+              <w:t>0.35</w:t>
+            </w:r>
+          </w:p>
+        </w:tc>
+        <w:tc>
+          <w:tcPr>
+            <w:tcW w:type="dxa" w:w="3360"/>
+          </w:tcPr>
+          <w:p>
+            <w:r>
+              <w:t>You cannot score a run without first reaching base.</w:t>
+            </w:r>
+          </w:p>
+        </w:tc>
+      </w:tr>
+      <w:tr>
+        <w:tc>
+          <w:tcPr>
+            <w:tcW w:type="dxa" w:w="3360"/>
+          </w:tcPr>
+          <w:p>
+            <w:r>
+              <w:t>Batting-order spot</w:t>
+            </w:r>
+          </w:p>
+        </w:tc>
+        <w:tc>
+          <w:tcPr>
+            <w:tcW w:type="dxa" w:w="3360"/>
+          </w:tcPr>
+          <w:p>
+            <w:r>
+              <w:t>0.25</w:t>
+            </w:r>
+          </w:p>
+        </w:tc>
+        <w:tc>
+          <w:tcPr>
+            <w:tcW w:type="dxa" w:w="3360"/>
+          </w:tcPr>
+          <w:p>
+            <w:r>
+              <w:t>The 1-2-3 hitters score most often — the heart of the order bats behind them.</w:t>
+            </w:r>
+          </w:p>
+        </w:tc>
+      </w:tr>
+      <w:tr>
+        <w:tc>
+          <w:tcPr>
+            <w:tcW w:type="dxa" w:w="3360"/>
+          </w:tcPr>
+          <w:p>
+            <w:r>
+              <w:t>Recent hit rate</w:t>
+            </w:r>
+          </w:p>
+        </w:tc>
+        <w:tc>
+          <w:tcPr>
+            <w:tcW w:type="dxa" w:w="3360"/>
+          </w:tcPr>
+          <w:p>
+            <w:r>
+              <w:t>0.25</w:t>
+            </w:r>
+          </w:p>
+        </w:tc>
+        <w:tc>
+          <w:tcPr>
+            <w:tcW w:type="dxa" w:w="3360"/>
+          </w:tcPr>
+          <w:p>
+            <w:r>
+              <w:t>How often he has been reaching lately.</w:t>
+            </w:r>
+          </w:p>
+        </w:tc>
+      </w:tr>
+      <w:tr>
+        <w:tc>
+          <w:tcPr>
+            <w:tcW w:type="dxa" w:w="3360"/>
+          </w:tcPr>
+          <w:p>
+            <w:r>
+              <w:t>Strikeout risk in this matchup</w:t>
+            </w:r>
+          </w:p>
+        </w:tc>
+        <w:tc>
+          <w:tcPr>
+            <w:tcW w:type="dxa" w:w="3360"/>
+          </w:tcPr>
+          <w:p>
+            <w:r>
+              <w:t>−0.15</w:t>
+            </w:r>
+          </w:p>
+        </w:tc>
+        <w:tc>
+          <w:tcPr>
+            <w:tcW w:type="dxa" w:w="3360"/>
+          </w:tcPr>
+          <w:p>
+            <w:r>
+              <w:t>Counts AGAINST the score: a strikeout cannot score a run.</w:t>
+            </w:r>
+          </w:p>
+        </w:tc>
+      </w:tr>
+    </w:tbl>
+    <w:p>
+      <w:pPr>
+        <w:pStyle w:val="Heading2"/>
+      </w:pPr>
+      <w:r>
+        <w:rPr>
+          <w:b w:val="0"/>
+        </w:rPr>
+        <w:t>Strikeouts (pitchers)</w:t>
+      </w:r>
+    </w:p>
+    <w:tbl>
+      <w:tblPr>
+        <w:tblW w:type="auto" w:w="0"/>
+        <w:tblLook w:firstColumn="1" w:firstRow="1" w:lastColumn="0" w:lastRow="0" w:noHBand="0" w:noVBand="1" w:val="04A0"/>
+        <w:tblBorders>
+          <w:top w:val="single" w:sz="4" w:color="BFBFBF"/>
+          <w:left w:val="single" w:sz="4" w:color="BFBFBF"/>
+          <w:bottom w:val="single" w:sz="4" w:color="BFBFBF"/>
+          <w:right w:val="single" w:sz="4" w:color="BFBFBF"/>
+          <w:insideH w:val="single" w:sz="4" w:color="BFBFBF"/>
+          <w:insideV w:val="single" w:sz="4" w:color="BFBFBF"/>
+        </w:tblBorders>
+      </w:tblPr>
+      <w:tblGrid>
+        <w:gridCol w:w="3360"/>
+        <w:gridCol w:w="3360"/>
+        <w:gridCol w:w="3360"/>
+      </w:tblGrid>
+      <w:tr>
+        <w:tc>
+          <w:tcPr>
+            <w:tcW w:type="dxa" w:w="3360"/>
+          </w:tcPr>
+          <w:p>
+            <w:r>
+              <w:rPr>
+                <w:b/>
+              </w:rPr>
+              <w:t>Signal</w:t>
+            </w:r>
+          </w:p>
+        </w:tc>
+        <w:tc>
+          <w:tcPr>
+            <w:tcW w:type="dxa" w:w="3360"/>
+          </w:tcPr>
+          <w:p>
+            <w:r>
+              <w:rPr>
+                <w:b/>
+              </w:rPr>
+              <w:t>Weight</w:t>
+            </w:r>
+          </w:p>
+        </w:tc>
+        <w:tc>
+          <w:tcPr>
+            <w:tcW w:type="dxa" w:w="3360"/>
+          </w:tcPr>
+          <w:p>
+            <w:r>
+              <w:rPr>
+                <w:b/>
+              </w:rPr>
+              <w:t>What it means</w:t>
+            </w:r>
+          </w:p>
+        </w:tc>
+      </w:tr>
+      <w:tr>
+        <w:tc>
+          <w:tcPr>
+            <w:tcW w:type="dxa" w:w="3360"/>
+          </w:tcPr>
+          <w:p>
+            <w:r>
+              <w:t>Strikeout rate vs tonight's lineup</w:t>
+            </w:r>
+          </w:p>
+        </w:tc>
+        <w:tc>
+          <w:tcPr>
+            <w:tcW w:type="dxa" w:w="3360"/>
+          </w:tcPr>
+          <w:p>
+            <w:r>
+              <w:t>0.35</w:t>
+            </w:r>
+          </w:p>
+        </w:tc>
+        <w:tc>
+          <w:tcPr>
+            <w:tcW w:type="dxa" w:w="3360"/>
+          </w:tcPr>
+          <w:p>
+            <w:r>
+              <w:t>His strikeout rate against left- and right-handed hitters, weighted by who is actually in the lineup he faces.</w:t>
+            </w:r>
+          </w:p>
+        </w:tc>
+      </w:tr>
+      <w:tr>
+        <w:tc>
+          <w:tcPr>
+            <w:tcW w:type="dxa" w:w="3360"/>
+          </w:tcPr>
+          <w:p>
+            <w:r>
+              <w:t>Whiff rate, last 14 days</w:t>
+            </w:r>
+          </w:p>
+        </w:tc>
+        <w:tc>
+          <w:tcPr>
+            <w:tcW w:type="dxa" w:w="3360"/>
+          </w:tcPr>
+          <w:p>
+            <w:r>
+              <w:t>0.25</w:t>
+            </w:r>
+          </w:p>
+        </w:tc>
+        <w:tc>
+          <w:tcPr>
+            <w:tcW w:type="dxa" w:w="3360"/>
+          </w:tcPr>
+          <w:p>
+            <w:r>
+              <w:t>How often hitters swing and miss against him right now.</w:t>
+            </w:r>
+          </w:p>
+        </w:tc>
+      </w:tr>
+      <w:tr>
+        <w:tc>
+          <w:tcPr>
+            <w:tcW w:type="dxa" w:w="3360"/>
+          </w:tcPr>
+          <w:p>
+            <w:r>
+              <w:t>How strikeout-prone that lineup is</w:t>
+            </w:r>
+          </w:p>
+        </w:tc>
+        <w:tc>
+          <w:tcPr>
+            <w:tcW w:type="dxa" w:w="3360"/>
+          </w:tcPr>
+          <w:p>
+            <w:r>
+              <w:t>0.25</w:t>
+            </w:r>
+          </w:p>
+        </w:tc>
+        <w:tc>
+          <w:tcPr>
+            <w:tcW w:type="dxa" w:w="3360"/>
+          </w:tcPr>
+          <w:p>
+            <w:r>
+              <w:t>Some lineups strike out far more often than others.</w:t>
+            </w:r>
+          </w:p>
+        </w:tc>
+      </w:tr>
+      <w:tr>
+        <w:tc>
+          <w:tcPr>
+            <w:tcW w:type="dxa" w:w="3360"/>
+          </w:tcPr>
+          <w:p>
+            <w:r>
+              <w:t>WHIP efficiency</w:t>
+            </w:r>
+          </w:p>
+        </w:tc>
+        <w:tc>
+          <w:tcPr>
+            <w:tcW w:type="dxa" w:w="3360"/>
+          </w:tcPr>
+          <w:p>
+            <w:r>
+              <w:t>0.15</w:t>
+            </w:r>
+          </w:p>
+        </w:tc>
+        <w:tc>
+          <w:tcPr>
+            <w:tcW w:type="dxa" w:w="3360"/>
+          </w:tcPr>
+          <w:p>
+            <w:r>
+              <w:t>Whether he works efficiently enough to stay in the game long enough to pile up strikeouts.</w:t>
+            </w:r>
+          </w:p>
+        </w:tc>
+      </w:tr>
+    </w:tbl>
+    <w:p>
+      <w:pPr>
+        <w:pStyle w:val="Heading2"/>
+      </w:pPr>
+      <w:r>
+        <w:rPr>
+          <w:b w:val="0"/>
+        </w:rPr>
+        <w:t>Team Totals</w:t>
+      </w:r>
+    </w:p>
+    <w:tbl>
+      <w:tblPr>
+        <w:tblW w:type="auto" w:w="0"/>
+        <w:tblLook w:firstColumn="1" w:firstRow="1" w:lastColumn="0" w:lastRow="0" w:noHBand="0" w:noVBand="1" w:val="04A0"/>
+        <w:tblBorders>
+          <w:top w:val="single" w:sz="4" w:color="BFBFBF"/>
+          <w:left w:val="single" w:sz="4" w:color="BFBFBF"/>
+          <w:bottom w:val="single" w:sz="4" w:color="BFBFBF"/>
+          <w:right w:val="single" w:sz="4" w:color="BFBFBF"/>
+          <w:insideH w:val="single" w:sz="4" w:color="BFBFBF"/>
+          <w:insideV w:val="single" w:sz="4" w:color="BFBFBF"/>
+        </w:tblBorders>
+      </w:tblPr>
+      <w:tblGrid>
+        <w:gridCol w:w="3360"/>
+        <w:gridCol w:w="3360"/>
+        <w:gridCol w:w="3360"/>
+      </w:tblGrid>
+      <w:tr>
+        <w:tc>
+          <w:tcPr>
+            <w:tcW w:type="dxa" w:w="3360"/>
+          </w:tcPr>
+          <w:p>
+            <w:r>
+              <w:rPr>
+                <w:b/>
+              </w:rPr>
+              <w:t>Signal</w:t>
+            </w:r>
+          </w:p>
+        </w:tc>
+        <w:tc>
+          <w:tcPr>
+            <w:tcW w:type="dxa" w:w="3360"/>
+          </w:tcPr>
+          <w:p>
+            <w:r>
+              <w:rPr>
+                <w:b/>
+              </w:rPr>
+              <w:t>Weight</w:t>
+            </w:r>
+          </w:p>
+        </w:tc>
+        <w:tc>
+          <w:tcPr>
+            <w:tcW w:type="dxa" w:w="3360"/>
+          </w:tcPr>
+          <w:p>
+            <w:r>
+              <w:rPr>
+                <w:b/>
+              </w:rPr>
+              <w:t>What it means</w:t>
+            </w:r>
+          </w:p>
+        </w:tc>
+      </w:tr>
+      <w:tr>
+        <w:tc>
+          <w:tcPr>
+            <w:tcW w:type="dxa" w:w="3360"/>
+          </w:tcPr>
+          <w:p>
+            <w:r>
+              <w:t>This lineup vs the opposing starter</w:t>
+            </w:r>
+          </w:p>
+        </w:tc>
+        <w:tc>
+          <w:tcPr>
+            <w:tcW w:type="dxa" w:w="3360"/>
+          </w:tcPr>
+          <w:p>
+            <w:r>
+              <w:t>0.32</w:t>
+            </w:r>
+          </w:p>
+        </w:tc>
+        <w:tc>
+          <w:tcPr>
+            <w:tcW w:type="dxa" w:w="3360"/>
+          </w:tcPr>
+          <w:p>
+            <w:r>
+              <w:t>Every hitter's matchup against the man they face, averaged across the lineup.</w:t>
+            </w:r>
+          </w:p>
+        </w:tc>
+      </w:tr>
+      <w:tr>
+        <w:tc>
+          <w:tcPr>
+            <w:tcW w:type="dxa" w:w="3360"/>
+          </w:tcPr>
+          <w:p>
+            <w:r>
+              <w:t>How hittable that starter has been</w:t>
+            </w:r>
+          </w:p>
+        </w:tc>
+        <w:tc>
+          <w:tcPr>
+            <w:tcW w:type="dxa" w:w="3360"/>
+          </w:tcPr>
+          <w:p>
+            <w:r>
+              <w:t>0.23</w:t>
+            </w:r>
+          </w:p>
+        </w:tc>
+        <w:tc>
+          <w:tcPr>
+            <w:tcW w:type="dxa" w:w="3360"/>
+          </w:tcPr>
+          <w:p>
+            <w:r>
+              <w:t>What he gives up generally, beyond this specific matchup.</w:t>
+            </w:r>
+          </w:p>
+        </w:tc>
+      </w:tr>
+      <w:tr>
+        <w:tc>
+          <w:tcPr>
+            <w:tcW w:type="dxa" w:w="3360"/>
+          </w:tcPr>
+          <w:p>
+            <w:r>
+              <w:t>Opposing bullpen workload, last 3 days</w:t>
+            </w:r>
+          </w:p>
+        </w:tc>
+        <w:tc>
+          <w:tcPr>
+            <w:tcW w:type="dxa" w:w="3360"/>
+          </w:tcPr>
+          <w:p>
+            <w:r>
+              <w:t>0.20</w:t>
+            </w:r>
+          </w:p>
+        </w:tc>
+        <w:tc>
+          <w:tcPr>
+            <w:tcW w:type="dxa" w:w="3360"/>
+          </w:tcPr>
+          <w:p>
+            <w:r>
+              <w:t>Pitch counts and innings for the relief unit. A worked bullpen leaks runs from the sixth inning on.</w:t>
+            </w:r>
+          </w:p>
+        </w:tc>
+      </w:tr>
+      <w:tr>
+        <w:tc>
+          <w:tcPr>
+            <w:tcW w:type="dxa" w:w="3360"/>
+          </w:tcPr>
+          <w:p>
+            <w:r>
+              <w:t>Park run factor</w:t>
+            </w:r>
+          </w:p>
+        </w:tc>
+        <w:tc>
+          <w:tcPr>
+            <w:tcW w:type="dxa" w:w="3360"/>
+          </w:tcPr>
+          <w:p>
+            <w:r>
+              <w:t>0.10</w:t>
+            </w:r>
+          </w:p>
+        </w:tc>
+        <w:tc>
+          <w:tcPr>
+            <w:tcW w:type="dxa" w:w="3360"/>
+          </w:tcPr>
+          <w:p>
+            <w:r>
+              <w:t>100 is neutral; higher favours scoring.</w:t>
+            </w:r>
+          </w:p>
+        </w:tc>
+      </w:tr>
+      <w:tr>
+        <w:tc>
+          <w:tcPr>
+            <w:tcW w:type="dxa" w:w="3360"/>
+          </w:tcPr>
+          <w:p>
+            <w:r>
+              <w:t>Recent team form</w:t>
+            </w:r>
+          </w:p>
+        </w:tc>
+        <w:tc>
+          <w:tcPr>
+            <w:tcW w:type="dxa" w:w="3360"/>
+          </w:tcPr>
+          <w:p>
+            <w:r>
+              <w:t>0.10</w:t>
+            </w:r>
+          </w:p>
+        </w:tc>
+        <w:tc>
+          <w:tcPr>
+            <w:tcW w:type="dxa" w:w="3360"/>
+          </w:tcPr>
+          <w:p>
+            <w:r>
+              <w:t>How the lineup as a whole has been producing.</w:t>
+            </w:r>
+          </w:p>
+        </w:tc>
+      </w:tr>
+      <w:tr>
+        <w:tc>
+          <w:tcPr>
+            <w:tcW w:type="dxa" w:w="3360"/>
+          </w:tcPr>
+          <w:p>
+            <w:r>
+              <w:t>Opposing starter's WHIP</w:t>
+            </w:r>
+          </w:p>
+        </w:tc>
+        <w:tc>
+          <w:tcPr>
+            <w:tcW w:type="dxa" w:w="3360"/>
+          </w:tcPr>
+          <w:p>
+            <w:r>
+              <w:t>0.05</w:t>
+            </w:r>
+          </w:p>
+        </w:tc>
+        <w:tc>
+          <w:tcPr>
+            <w:tcW w:type="dxa" w:w="3360"/>
+          </w:tcPr>
+          <w:p>
+            <w:r>
+              <w:t>More baserunners allowed means more scoring chances.</w:t>
+            </w:r>
+          </w:p>
+        </w:tc>
+      </w:tr>
+    </w:tbl>
+    <w:p>
+      <w:pPr>
+        <w:pStyle w:val="Heading2"/>
+      </w:pPr>
+      <w:r>
+        <w:rPr>
+          <w:b w:val="0"/>
+        </w:rPr>
+        <w:t>Game Totals</w:t>
+      </w:r>
+    </w:p>
+    <w:tbl>
+      <w:tblPr>
+        <w:tblW w:type="auto" w:w="0"/>
+        <w:tblLook w:firstColumn="1" w:firstRow="1" w:lastColumn="0" w:lastRow="0" w:noHBand="0" w:noVBand="1" w:val="04A0"/>
+        <w:tblBorders>
+          <w:top w:val="single" w:sz="4" w:color="BFBFBF"/>
+          <w:left w:val="single" w:sz="4" w:color="BFBFBF"/>
+          <w:bottom w:val="single" w:sz="4" w:color="BFBFBF"/>
+          <w:right w:val="single" w:sz="4" w:color="BFBFBF"/>
+          <w:insideH w:val="single" w:sz="4" w:color="BFBFBF"/>
+          <w:insideV w:val="single" w:sz="4" w:color="BFBFBF"/>
+        </w:tblBorders>
+      </w:tblPr>
+      <w:tblGrid>
+        <w:gridCol w:w="3360"/>
+        <w:gridCol w:w="3360"/>
+        <w:gridCol w:w="3360"/>
+      </w:tblGrid>
+      <w:tr>
+        <w:tc>
+          <w:tcPr>
+            <w:tcW w:type="dxa" w:w="3360"/>
+          </w:tcPr>
+          <w:p>
+            <w:r>
+              <w:rPr>
+                <w:b/>
+              </w:rPr>
+              <w:t>Signal</w:t>
+            </w:r>
+          </w:p>
+        </w:tc>
+        <w:tc>
+          <w:tcPr>
+            <w:tcW w:type="dxa" w:w="3360"/>
+          </w:tcPr>
+          <w:p>
+            <w:r>
+              <w:rPr>
+                <w:b/>
+              </w:rPr>
+              <w:t>Weight</w:t>
+            </w:r>
+          </w:p>
+        </w:tc>
+        <w:tc>
+          <w:tcPr>
+            <w:tcW w:type="dxa" w:w="3360"/>
+          </w:tcPr>
+          <w:p>
+            <w:r>
+              <w:rPr>
+                <w:b/>
+              </w:rPr>
+              <w:t>What it means</w:t>
+            </w:r>
+          </w:p>
+        </w:tc>
+      </w:tr>
+      <w:tr>
+        <w:tc>
+          <w:tcPr>
+            <w:tcW w:type="dxa" w:w="3360"/>
+          </w:tcPr>
+          <w:p>
+            <w:r>
+              <w:t>Both lineups combined</w:t>
+            </w:r>
+          </w:p>
+        </w:tc>
+        <w:tc>
+          <w:tcPr>
+            <w:tcW w:type="dxa" w:w="3360"/>
+          </w:tcPr>
+          <w:p>
+            <w:r>
+              <w:t>0.34</w:t>
+            </w:r>
+          </w:p>
+        </w:tc>
+        <w:tc>
+          <w:tcPr>
+            <w:tcW w:type="dxa" w:w="3360"/>
+          </w:tcPr>
+          <w:p>
+            <w:r>
+              <w:t>The two teams' matchup quality added together.</w:t>
+            </w:r>
+          </w:p>
+        </w:tc>
+      </w:tr>
+      <w:tr>
+        <w:tc>
+          <w:tcPr>
+            <w:tcW w:type="dxa" w:w="3360"/>
+          </w:tcPr>
+          <w:p>
+            <w:r>
+              <w:t>Both starters' hittability</w:t>
+            </w:r>
+          </w:p>
+        </w:tc>
+        <w:tc>
+          <w:tcPr>
+            <w:tcW w:type="dxa" w:w="3360"/>
+          </w:tcPr>
+          <w:p>
+            <w:r>
+              <w:t>0.22</w:t>
+            </w:r>
+          </w:p>
+        </w:tc>
+        <w:tc>
+          <w:tcPr>
+            <w:tcW w:type="dxa" w:w="3360"/>
+          </w:tcPr>
+          <w:p>
+            <w:r>
+              <w:t>How much the two starting pitchers give up.</w:t>
+            </w:r>
+          </w:p>
+        </w:tc>
+      </w:tr>
+      <w:tr>
+        <w:tc>
+          <w:tcPr>
+            <w:tcW w:type="dxa" w:w="3360"/>
+          </w:tcPr>
+          <w:p>
+            <w:r>
+              <w:t>Both bullpens' workload, last 3 days</w:t>
+            </w:r>
+          </w:p>
+        </w:tc>
+        <w:tc>
+          <w:tcPr>
+            <w:tcW w:type="dxa" w:w="3360"/>
+          </w:tcPr>
+          <w:p>
+            <w:r>
+              <w:t>0.20</w:t>
+            </w:r>
+          </w:p>
+        </w:tc>
+        <w:tc>
+          <w:tcPr>
+            <w:tcW w:type="dxa" w:w="3360"/>
+          </w:tcPr>
+          <w:p>
+            <w:r>
+              <w:t>Two tired bullpens is the classic route to a total going over late.</w:t>
+            </w:r>
+          </w:p>
+        </w:tc>
+      </w:tr>
+      <w:tr>
+        <w:tc>
+          <w:tcPr>
+            <w:tcW w:type="dxa" w:w="3360"/>
+          </w:tcPr>
+          <w:p>
+            <w:r>
+              <w:t>Park run factor</w:t>
+            </w:r>
+          </w:p>
+        </w:tc>
+        <w:tc>
+          <w:tcPr>
+            <w:tcW w:type="dxa" w:w="3360"/>
+          </w:tcPr>
+          <w:p>
+            <w:r>
+              <w:t>0.12</w:t>
+            </w:r>
+          </w:p>
+        </w:tc>
+        <w:tc>
+          <w:tcPr>
+            <w:tcW w:type="dxa" w:w="3360"/>
+          </w:tcPr>
+          <w:p>
+            <w:r>
+              <w:t>100 is neutral; higher favours scoring.</w:t>
+            </w:r>
+          </w:p>
+        </w:tc>
+      </w:tr>
+      <w:tr>
+        <w:tc>
+          <w:tcPr>
+            <w:tcW w:type="dxa" w:w="3360"/>
+          </w:tcPr>
+          <w:p>
+            <w:r>
+              <w:t>Combined starter strikeout rate</w:t>
+            </w:r>
+          </w:p>
+        </w:tc>
+        <w:tc>
+          <w:tcPr>
+            <w:tcW w:type="dxa" w:w="3360"/>
+          </w:tcPr>
+          <w:p>
+            <w:r>
+              <w:t>−0.12</w:t>
+            </w:r>
+          </w:p>
+        </w:tc>
+        <w:tc>
+          <w:tcPr>
+            <w:tcW w:type="dxa" w:w="3360"/>
+          </w:tcPr>
+          <w:p>
+            <w:r>
+              <w:t>Counts AGAINST the score. Two strikeout pitchers suppress a total, because strikeouts remove balls in play entirely. This is the pitching-duel check.</w:t>
+            </w:r>
+          </w:p>
+        </w:tc>
+      </w:tr>
+    </w:tbl>
+    <w:p>
+      <w:pPr>
+        <w:pStyle w:val="Heading2"/>
+      </w:pPr>
+      <w:r>
+        <w:rPr>
+          <w:b w:val="0"/>
+        </w:rPr>
+        <w:t>Adjustments that sit outside the weights</w:t>
+      </w:r>
+    </w:p>
+    <w:p>
+      <w:r>
+        <w:rPr>
+          <w:b w:val="0"/>
+        </w:rPr>
+        <w:t>A few things are not weighted signals but caps, penalties or multipliers applied after the weighted score is worked out:</w:t>
+      </w:r>
+    </w:p>
+    <w:p>
+      <w:pPr>
+        <w:pStyle w:val="ListParagraph"/>
+      </w:pPr>
+      <w:r>
+        <w:rPr>
+          <w:b w:val="0"/>
+        </w:rPr>
+        <w:t>Ground-ball penalty (Hits) — above a 50% ground-ball rate, up to 15 points come off, scaled by how far over the line he is. Balls on the ground become outs and double plays.</w:t>
+      </w:r>
+    </w:p>
+    <w:p>
+      <w:pPr>
+        <w:pStyle w:val="ListParagraph"/>
+      </w:pPr>
+      <w:r>
+        <w:rPr>
+          <w:b w:val="0"/>
+        </w:rPr>
+        <w:t>Two paths (Total Bases) — the power and volume scores are worked out separately and the higher one is used. The board shows which path a pick came from. A power score above 90 also flags the pick as a stronger candidate for two or more bases.</w:t>
+      </w:r>
+    </w:p>
+    <w:p>
+      <w:pPr>
+        <w:pStyle w:val="ListParagraph"/>
+      </w:pPr>
+      <w:r>
+        <w:rPr>
+          <w:b w:val="0"/>
+        </w:rPr>
+        <w:t>Home-run cap — a home-run score is capped at 78 when the opposing starter strongly suppresses hard contact, however good the hitter looks on his own numbers.</w:t>
+      </w:r>
+    </w:p>
+    <w:p>
+      <w:pPr>
+        <w:pStyle w:val="ListParagraph"/>
+      </w:pPr>
+      <w:r>
+        <w:rPr>
+          <w:b w:val="0"/>
+        </w:rPr>
+        <w:t>Lineup context (Runs and RBIs) — the on-base ability of the 3 hitters batting ahead of him applies a multiplier between 0.85 and 1.00. It is a discount only: weak table-setters pull a score down, but strong ones never inflate it.</w:t>
+      </w:r>
+    </w:p>
+    <w:p>
+      <w:pPr>
+        <w:pStyle w:val="ListParagraph"/>
+      </w:pPr>
+      <w:r>
+        <w:rPr>
+          <w:b w:val="0"/>
+        </w:rPr>
+        <w:t>Short-leash penalty (Strikeouts) — if a starter is expected to throw fewer than 80 pitches, up to 20 points come off. Strikeouts need innings.</w:t>
+      </w:r>
+    </w:p>
+    <w:p>
+      <w:pPr>
+        <w:pStyle w:val="ListParagraph"/>
+      </w:pPr>
+      <w:r>
+        <w:rPr>
+          <w:b w:val="0"/>
+        </w:rPr>
+        <w:t>Weather (Totals) — first-pitch temperature adjusts the total by at most 4% either way, neutral at 70°F. Warm air is thinner and the ball carries. Indoor parks are always neutral.</w:t>
+      </w:r>
+    </w:p>
+    <w:p>
+      <w:r>
+        <w:rPr>
+          <w:b w:val="0"/>
+        </w:rPr>
+        <w:t>If you think a weight is wrong, tell me the category and what you would move. Changing them is a small edit, and this section is generated from the code, so it updates automatically when they change.</w:t>
+      </w:r>
+    </w:p>
+    <w:p>
+      <w:pPr>
+        <w:pStyle w:val="Heading1"/>
         <w:spacing w:after="120" w:line="276" w:lineRule="auto"/>
       </w:pPr>
       <w:r>
@@ -1830,10 +3834,7 @@
           <w:b/>
           <w:bCs/>
         </w:rPr>
-        <w:t>Weather</w:t>
-      </w:r>
-      <w:r>
-        <w:t xml:space="preserve"> — deferred. It mainly matters for home runs and total bases in a handful of outdoor parks on windy days. It’s a small adjustment, not a driver, and it’s a straightforward addition later if you want it.</w:t>
+        <w:t>Wind — shown, but deliberately not scored. Whether wind helps or hurts depends on which way a ballpark faces, and that orientation is not published in any source this system can read. Temperature is scored; wind speed and direction are displayed so you can apply your own judgement on parks you know.</w:t>
       </w:r>
     </w:p>
     <w:p>
@@ -2067,11 +4068,7 @@
           <w:b/>
           <w:bCs/>
         </w:rPr>
-        <w:lastRenderedPageBreak/>
-        <w:t>These are rankings, not predictions.</w:t>
-      </w:r>
-      <w:r>
-        <w:t xml:space="preserve"> The tool tells you which plays the numbers favour today. It doesn’t know what the sportsbook is offering, and it can’t tell you what to bet.</w:t>
+        <w:t>These are rankings, not predictions. The tool tells you which plays the numbers favour today. It also pulls the sportsbook's posted game totals and strikeout lines where they are available and shows where the model and the market disagree — but it still cannot tell you what to bet.</w:t>
       </w:r>
     </w:p>
     <w:p>
@@ -2197,7 +4194,7 @@
         <w:spacing w:after="120" w:line="276" w:lineRule="auto"/>
       </w:pPr>
       <w:r>
-        <w:t>Nothing here is locked. The weights, the number of picks shown, the categories, the run times, adding weather — all of it is adjustable.</w:t>
+        <w:t>Nothing here is locked. The weights, the number of picks shown, the categories and the run times are all adjustable.</w:t>
       </w:r>
     </w:p>
     <w:p>
